--- a/backend/reference-docs/gzmtu.docx
+++ b/backend/reference-docs/gzmtu.docx
@@ -1,10 +1,13 @@
 
 <file path=word/document.xml><?xml version="1.0" encoding="utf-8"?>
-<w:document xmlns:wpc="http://schemas.microsoft.com/office/word/2010/wordprocessingCanvas" xmlns:cx="http://schemas.microsoft.com/office/drawing/2014/chartex" xmlns:cx1="http://schemas.microsoft.com/office/drawing/2015/9/8/chartex" xmlns:cx2="http://schemas.microsoft.com/office/drawing/2015/10/21/chartex" xmlns:cx3="http://schemas.microsoft.com/office/drawing/2016/5/9/chartex" xmlns:cx4="http://schemas.microsoft.com/office/drawing/2016/5/10/chartex" xmlns:cx5="http://schemas.microsoft.com/office/drawing/2016/5/11/chartex" xmlns:cx6="http://schemas.microsoft.com/office/drawing/2016/5/12/chartex" xmlns:cx7="http://schemas.microsoft.com/office/drawing/2016/5/13/chartex" xmlns:cx8="http://schemas.microsoft.com/office/drawing/2016/5/14/chartex" xmlns:mc="http://schemas.openxmlformats.org/markup-compatibility/2006" xmlns:aink="http://schemas.microsoft.com/office/drawing/2016/ink" xmlns:am3d="http://schemas.microsoft.com/office/drawing/2017/model3d" xmlns:o="urn:schemas-microsoft-com:office:office" xmlns:oel="http://schemas.microsoft.com/office/2019/extlst" xmlns:r="http://schemas.openxmlformats.org/officeDocument/2006/relationships" xmlns:m="http://schemas.openxmlformats.org/officeDocument/2006/math" xmlns:v="urn:schemas-microsoft-com:vml" xmlns:wp14="http://schemas.microsoft.com/office/word/2010/wordprocessingDrawing" xmlns:wp="http://schemas.openxmlformats.org/drawingml/2006/wordprocessingDrawing" xmlns:w10="urn:schemas-microsoft-com:office:word" xmlns:w="http://schemas.openxmlformats.org/wordprocessingml/2006/main" xmlns:w14="http://schemas.microsoft.com/office/word/2010/wordml" xmlns:w15="http://schemas.microsoft.com/office/word/2012/wordml" xmlns:w16cex="http://schemas.microsoft.com/office/word/2018/wordml/cex" xmlns:w16cid="http://schemas.microsoft.com/office/word/2016/wordml/cid" xmlns:w16="http://schemas.microsoft.com/office/word/2018/wordml" xmlns:w16du="http://schemas.microsoft.com/office/word/2023/wordml/word16du" xmlns:w16sdtdh="http://schemas.microsoft.com/office/word/2020/wordml/sdtdatahash" xmlns:w16se="http://schemas.microsoft.com/office/word/2015/wordml/symex" xmlns:wpg="http://schemas.microsoft.com/office/word/2010/wordprocessingGroup" xmlns:wpi="http://schemas.microsoft.com/office/word/2010/wordprocessingInk" xmlns:wne="http://schemas.microsoft.com/office/word/2006/wordml" xmlns:wps="http://schemas.microsoft.com/office/word/2010/wordprocessingShape" mc:Ignorable="w14 w15 w16se w16cid w16 w16cex w16sdtdh w16du wp14">
+<w:document xmlns:wpc="http://schemas.microsoft.com/office/word/2010/wordprocessingCanvas" xmlns:cx="http://schemas.microsoft.com/office/drawing/2014/chartex" xmlns:cx1="http://schemas.microsoft.com/office/drawing/2015/9/8/chartex" xmlns:cx2="http://schemas.microsoft.com/office/drawing/2015/10/21/chartex" xmlns:cx3="http://schemas.microsoft.com/office/drawing/2016/5/9/chartex" xmlns:cx4="http://schemas.microsoft.com/office/drawing/2016/5/10/chartex" xmlns:cx5="http://schemas.microsoft.com/office/drawing/2016/5/11/chartex" xmlns:cx6="http://schemas.microsoft.com/office/drawing/2016/5/12/chartex" xmlns:cx7="http://schemas.microsoft.com/office/drawing/2016/5/13/chartex" xmlns:cx8="http://schemas.microsoft.com/office/drawing/2016/5/14/chartex" xmlns:mc="http://schemas.openxmlformats.org/markup-compatibility/2006" xmlns:aink="http://schemas.microsoft.com/office/drawing/2016/ink" xmlns:am3d="http://schemas.microsoft.com/office/drawing/2017/model3d" xmlns:o="urn:schemas-microsoft-com:office:office" xmlns:oel="http://schemas.microsoft.com/office/2019/extlst" xmlns:r="http://schemas.openxmlformats.org/officeDocument/2006/relationships" xmlns:m="http://schemas.openxmlformats.org/officeDocument/2006/math" xmlns:v="urn:schemas-microsoft-com:vml" xmlns:wp14="http://schemas.microsoft.com/office/word/2010/wordprocessingDrawing" xmlns:wp="http://schemas.openxmlformats.org/drawingml/2006/wordprocessingDrawing" xmlns:w10="urn:schemas-microsoft-com:office:word" xmlns:w="http://schemas.openxmlformats.org/wordprocessingml/2006/main" xmlns:w14="http://schemas.microsoft.com/office/word/2010/wordml" xmlns:w15="http://schemas.microsoft.com/office/word/2012/wordml" xmlns:w16cex="http://schemas.microsoft.com/office/word/2018/wordml/cex" xmlns:w16cid="http://schemas.microsoft.com/office/word/2016/wordml/cid" xmlns:w16="http://schemas.microsoft.com/office/word/2018/wordml" xmlns:w16du="http://schemas.microsoft.com/office/word/2023/wordml/word16du" xmlns:w16sdtdh="http://schemas.microsoft.com/office/word/2020/wordml/sdtdatahash" xmlns:w16sdtfl="http://schemas.microsoft.com/office/word/2024/wordml/sdtformatlock" xmlns:w16se="http://schemas.microsoft.com/office/word/2015/wordml/symex" xmlns:wpg="http://schemas.microsoft.com/office/word/2010/wordprocessingGroup" xmlns:wpi="http://schemas.microsoft.com/office/word/2010/wordprocessingInk" xmlns:wne="http://schemas.microsoft.com/office/word/2006/wordml" xmlns:wps="http://schemas.microsoft.com/office/word/2010/wordprocessingShape" mc:Ignorable="w14 w15 w16se w16cid w16 w16cex w16sdtdh w16sdtfl w16du wp14">
   <w:body>
     <w:p>
       <w:pPr>
         <w:pStyle w:val="a4"/>
+        <w:rPr>
+          <w:rFonts w:hint="eastAsia"/>
+        </w:rPr>
       </w:pPr>
       <w:r>
         <w:t xml:space="preserve"> Title </w:t>
@@ -12,7 +15,10 @@
     </w:p>
     <w:p>
       <w:pPr>
-        <w:pStyle w:val="a5"/>
+        <w:pStyle w:val="a6"/>
+        <w:rPr>
+          <w:rFonts w:hint="eastAsia"/>
+        </w:rPr>
       </w:pPr>
       <w:r>
         <w:t xml:space="preserve"> Subtitle </w:t>
@@ -28,10 +34,57 @@
     </w:p>
     <w:p>
       <w:pPr>
-        <w:pStyle w:val="a6"/>
+        <w:pStyle w:val="a7"/>
       </w:pPr>
       <w:r>
         <w:t xml:space="preserve"> Date </w:t>
+      </w:r>
+    </w:p>
+    <w:p>
+      <w:pPr>
+        <w:pStyle w:val="a0"/>
+        <w:rPr>
+          <w:lang w:eastAsia="zh-CN"/>
+        </w:rPr>
+      </w:pPr>
+    </w:p>
+    <w:p>
+      <w:pPr>
+        <w:pStyle w:val="School"/>
+        <w:rPr>
+          <w:rFonts w:hint="eastAsia"/>
+          <w:lang w:eastAsia="zh-CN"/>
+        </w:rPr>
+      </w:pPr>
+      <w:r>
+        <w:rPr>
+          <w:rFonts w:hint="eastAsia"/>
+          <w:lang w:eastAsia="zh-CN"/>
+        </w:rPr>
+        <w:t>School</w:t>
+      </w:r>
+    </w:p>
+    <w:p>
+      <w:pPr>
+        <w:pStyle w:val="School"/>
+        <w:rPr>
+          <w:rFonts w:hint="eastAsia"/>
+          <w:lang w:eastAsia="zh-CN"/>
+        </w:rPr>
+      </w:pPr>
+    </w:p>
+    <w:p>
+      <w:pPr>
+        <w:pStyle w:val="Course"/>
+        <w:rPr>
+          <w:rFonts w:hint="eastAsia"/>
+        </w:rPr>
+      </w:pPr>
+      <w:r>
+        <w:rPr>
+          <w:rFonts w:hint="eastAsia"/>
+        </w:rPr>
+        <w:t>Course</w:t>
       </w:r>
     </w:p>
     <w:p>
@@ -40,8 +93,14 @@
         <w:spacing w:before="120" w:after="120"/>
       </w:pPr>
       <w:r>
+        <w:rPr>
+          <w:lang w:eastAsia="zh-CN"/>
+        </w:rPr>
         <w:lastRenderedPageBreak/>
-        <w:t xml:space="preserve"> Abstract </w:t>
+        <w:t xml:space="preserve"> </w:t>
+      </w:r>
+      <w:r>
+        <w:t xml:space="preserve">Abstract </w:t>
       </w:r>
     </w:p>
     <w:p>
@@ -49,21 +108,30 @@
         <w:pStyle w:val="10"/>
         <w:spacing w:before="120"/>
         <w:ind w:right="-62"/>
+        <w:rPr>
+          <w:rFonts w:hint="eastAsia"/>
+        </w:rPr>
       </w:pPr>
       <w:bookmarkStart w:id="0" w:name="heading-1"/>
       <w:r>
-        <w:lastRenderedPageBreak/>
-        <w:t xml:space="preserve"> Heading 1 </w:t>
+        <w:t xml:space="preserve">Heading 1 </w:t>
       </w:r>
       <w:bookmarkEnd w:id="0"/>
     </w:p>
     <w:p>
       <w:pPr>
         <w:pStyle w:val="2"/>
+        <w:numPr>
+          <w:ilvl w:val="0"/>
+          <w:numId w:val="6"/>
+        </w:numPr>
+        <w:rPr>
+          <w:rFonts w:hint="eastAsia"/>
+        </w:rPr>
       </w:pPr>
       <w:bookmarkStart w:id="1" w:name="heading-2"/>
       <w:r>
-        <w:t xml:space="preserve"> Heading 2 </w:t>
+        <w:t xml:space="preserve">Heading 2 </w:t>
       </w:r>
       <w:bookmarkEnd w:id="1"/>
     </w:p>
@@ -71,6 +139,7 @@
       <w:pPr>
         <w:pStyle w:val="3"/>
         <w:rPr>
+          <w:rFonts w:hint="eastAsia"/>
           <w:lang w:eastAsia="zh-CN"/>
         </w:rPr>
       </w:pPr>
@@ -83,6 +152,9 @@
     <w:p>
       <w:pPr>
         <w:pStyle w:val="4"/>
+        <w:rPr>
+          <w:rFonts w:hint="eastAsia"/>
+        </w:rPr>
       </w:pPr>
       <w:bookmarkStart w:id="3" w:name="heading-4"/>
       <w:r>
@@ -93,6 +165,9 @@
     <w:p>
       <w:pPr>
         <w:pStyle w:val="5"/>
+        <w:rPr>
+          <w:rFonts w:hint="eastAsia"/>
+        </w:rPr>
       </w:pPr>
       <w:bookmarkStart w:id="4" w:name="heading-5"/>
       <w:r>
@@ -103,6 +178,9 @@
     <w:p>
       <w:pPr>
         <w:pStyle w:val="6"/>
+        <w:rPr>
+          <w:rFonts w:hint="eastAsia"/>
+        </w:rPr>
       </w:pPr>
       <w:bookmarkStart w:id="5" w:name="heading-6"/>
       <w:r>
@@ -113,6 +191,9 @@
     <w:p>
       <w:pPr>
         <w:pStyle w:val="7"/>
+        <w:rPr>
+          <w:rFonts w:hint="eastAsia"/>
+        </w:rPr>
       </w:pPr>
       <w:bookmarkStart w:id="6" w:name="heading-7"/>
       <w:r>
@@ -123,6 +204,9 @@
     <w:p>
       <w:pPr>
         <w:pStyle w:val="8"/>
+        <w:rPr>
+          <w:rFonts w:hint="eastAsia"/>
+        </w:rPr>
       </w:pPr>
       <w:bookmarkStart w:id="7" w:name="heading-8"/>
       <w:r>
@@ -133,6 +217,9 @@
     <w:p>
       <w:pPr>
         <w:pStyle w:val="9"/>
+        <w:rPr>
+          <w:rFonts w:hint="eastAsia"/>
+        </w:rPr>
       </w:pPr>
       <w:bookmarkStart w:id="8" w:name="heading-9"/>
       <w:r>
@@ -173,7 +260,7 @@
       <w:hyperlink r:id="rId8">
         <w:r>
           <w:rPr>
-            <w:rStyle w:val="ad"/>
+            <w:rStyle w:val="ae"/>
           </w:rPr>
           <w:t xml:space="preserve"> Hyperlink </w:t>
         </w:r>
@@ -183,14 +270,14 @@
       </w:r>
       <w:r>
         <w:rPr>
-          <w:rStyle w:val="ac"/>
+          <w:rStyle w:val="ad"/>
         </w:rPr>
         <w:footnoteReference w:id="1"/>
       </w:r>
     </w:p>
     <w:p>
       <w:pPr>
-        <w:pStyle w:val="a8"/>
+        <w:pStyle w:val="a9"/>
       </w:pPr>
       <w:r>
         <w:t xml:space="preserve"> Block Text. </w:t>
@@ -199,6 +286,9 @@
     <w:p>
       <w:pPr>
         <w:pStyle w:val="TableCaption"/>
+        <w:rPr>
+          <w:rFonts w:hint="eastAsia"/>
+        </w:rPr>
       </w:pPr>
       <w:r>
         <w:t xml:space="preserve"> Table caption. </w:t>
@@ -279,25 +369,12 @@
     <w:p>
       <w:pPr>
         <w:pStyle w:val="ImageCaption"/>
+        <w:rPr>
+          <w:rFonts w:hint="eastAsia"/>
+        </w:rPr>
       </w:pPr>
       <w:r>
         <w:t xml:space="preserve"> Image Caption </w:t>
-      </w:r>
-    </w:p>
-    <w:p>
-      <w:pPr>
-        <w:pStyle w:val="DefinitionTerm"/>
-      </w:pPr>
-      <w:r>
-        <w:t xml:space="preserve"> DefinitionTerm </w:t>
-      </w:r>
-    </w:p>
-    <w:p>
-      <w:pPr>
-        <w:pStyle w:val="Definition"/>
-      </w:pPr>
-      <w:r>
-        <w:t xml:space="preserve"> Definition </w:t>
       </w:r>
     </w:p>
     <w:p>
@@ -319,13 +396,27 @@
     </w:p>
     <w:p>
       <w:pPr>
+        <w:pStyle w:val="DefinitionTerm"/>
+      </w:pPr>
+      <w:r>
+        <w:t xml:space="preserve"> DefinitionTerm </w:t>
+      </w:r>
+    </w:p>
+    <w:p>
+      <w:pPr>
         <w:pStyle w:val="Definition"/>
       </w:pPr>
+      <w:r>
+        <w:t xml:space="preserve"> Definition </w:t>
+      </w:r>
     </w:p>
     <w:p>
       <w:pPr>
         <w:pStyle w:val="StudentInfo"/>
-        <w:spacing w:before="120" w:after="120"/>
+        <w:rPr>
+          <w:rFonts w:hint="eastAsia"/>
+          <w:lang w:eastAsia="zh-CN"/>
+        </w:rPr>
       </w:pPr>
     </w:p>
     <w:sectPr>
@@ -339,7 +430,7 @@
 </file>
 
 <file path=word/endnotes.xml><?xml version="1.0" encoding="utf-8"?>
-<w:endnotes xmlns:wpc="http://schemas.microsoft.com/office/word/2010/wordprocessingCanvas" xmlns:cx="http://schemas.microsoft.com/office/drawing/2014/chartex" xmlns:cx1="http://schemas.microsoft.com/office/drawing/2015/9/8/chartex" xmlns:cx2="http://schemas.microsoft.com/office/drawing/2015/10/21/chartex" xmlns:cx3="http://schemas.microsoft.com/office/drawing/2016/5/9/chartex" xmlns:cx4="http://schemas.microsoft.com/office/drawing/2016/5/10/chartex" xmlns:cx5="http://schemas.microsoft.com/office/drawing/2016/5/11/chartex" xmlns:cx6="http://schemas.microsoft.com/office/drawing/2016/5/12/chartex" xmlns:cx7="http://schemas.microsoft.com/office/drawing/2016/5/13/chartex" xmlns:cx8="http://schemas.microsoft.com/office/drawing/2016/5/14/chartex" xmlns:mc="http://schemas.openxmlformats.org/markup-compatibility/2006" xmlns:aink="http://schemas.microsoft.com/office/drawing/2016/ink" xmlns:am3d="http://schemas.microsoft.com/office/drawing/2017/model3d" xmlns:o="urn:schemas-microsoft-com:office:office" xmlns:oel="http://schemas.microsoft.com/office/2019/extlst" xmlns:r="http://schemas.openxmlformats.org/officeDocument/2006/relationships" xmlns:m="http://schemas.openxmlformats.org/officeDocument/2006/math" xmlns:v="urn:schemas-microsoft-com:vml" xmlns:wp14="http://schemas.microsoft.com/office/word/2010/wordprocessingDrawing" xmlns:wp="http://schemas.openxmlformats.org/drawingml/2006/wordprocessingDrawing" xmlns:w10="urn:schemas-microsoft-com:office:word" xmlns:w="http://schemas.openxmlformats.org/wordprocessingml/2006/main" xmlns:w14="http://schemas.microsoft.com/office/word/2010/wordml" xmlns:w15="http://schemas.microsoft.com/office/word/2012/wordml" xmlns:w16cex="http://schemas.microsoft.com/office/word/2018/wordml/cex" xmlns:w16cid="http://schemas.microsoft.com/office/word/2016/wordml/cid" xmlns:w16="http://schemas.microsoft.com/office/word/2018/wordml" xmlns:w16du="http://schemas.microsoft.com/office/word/2023/wordml/word16du" xmlns:w16sdtdh="http://schemas.microsoft.com/office/word/2020/wordml/sdtdatahash" xmlns:w16se="http://schemas.microsoft.com/office/word/2015/wordml/symex" xmlns:wpg="http://schemas.microsoft.com/office/word/2010/wordprocessingGroup" xmlns:wpi="http://schemas.microsoft.com/office/word/2010/wordprocessingInk" xmlns:wne="http://schemas.microsoft.com/office/word/2006/wordml" xmlns:wps="http://schemas.microsoft.com/office/word/2010/wordprocessingShape" mc:Ignorable="w14 w15 w16se w16cid w16 w16cex w16sdtdh w16du wp14">
+<w:endnotes xmlns:wpc="http://schemas.microsoft.com/office/word/2010/wordprocessingCanvas" xmlns:cx="http://schemas.microsoft.com/office/drawing/2014/chartex" xmlns:cx1="http://schemas.microsoft.com/office/drawing/2015/9/8/chartex" xmlns:cx2="http://schemas.microsoft.com/office/drawing/2015/10/21/chartex" xmlns:cx3="http://schemas.microsoft.com/office/drawing/2016/5/9/chartex" xmlns:cx4="http://schemas.microsoft.com/office/drawing/2016/5/10/chartex" xmlns:cx5="http://schemas.microsoft.com/office/drawing/2016/5/11/chartex" xmlns:cx6="http://schemas.microsoft.com/office/drawing/2016/5/12/chartex" xmlns:cx7="http://schemas.microsoft.com/office/drawing/2016/5/13/chartex" xmlns:cx8="http://schemas.microsoft.com/office/drawing/2016/5/14/chartex" xmlns:mc="http://schemas.openxmlformats.org/markup-compatibility/2006" xmlns:aink="http://schemas.microsoft.com/office/drawing/2016/ink" xmlns:am3d="http://schemas.microsoft.com/office/drawing/2017/model3d" xmlns:o="urn:schemas-microsoft-com:office:office" xmlns:oel="http://schemas.microsoft.com/office/2019/extlst" xmlns:r="http://schemas.openxmlformats.org/officeDocument/2006/relationships" xmlns:m="http://schemas.openxmlformats.org/officeDocument/2006/math" xmlns:v="urn:schemas-microsoft-com:vml" xmlns:wp14="http://schemas.microsoft.com/office/word/2010/wordprocessingDrawing" xmlns:wp="http://schemas.openxmlformats.org/drawingml/2006/wordprocessingDrawing" xmlns:w10="urn:schemas-microsoft-com:office:word" xmlns:w="http://schemas.openxmlformats.org/wordprocessingml/2006/main" xmlns:w14="http://schemas.microsoft.com/office/word/2010/wordml" xmlns:w15="http://schemas.microsoft.com/office/word/2012/wordml" xmlns:w16cex="http://schemas.microsoft.com/office/word/2018/wordml/cex" xmlns:w16cid="http://schemas.microsoft.com/office/word/2016/wordml/cid" xmlns:w16="http://schemas.microsoft.com/office/word/2018/wordml" xmlns:w16du="http://schemas.microsoft.com/office/word/2023/wordml/word16du" xmlns:w16sdtdh="http://schemas.microsoft.com/office/word/2020/wordml/sdtdatahash" xmlns:w16sdtfl="http://schemas.microsoft.com/office/word/2024/wordml/sdtformatlock" xmlns:w16se="http://schemas.microsoft.com/office/word/2015/wordml/symex" xmlns:wpg="http://schemas.microsoft.com/office/word/2010/wordprocessingGroup" xmlns:wpi="http://schemas.microsoft.com/office/word/2010/wordprocessingInk" xmlns:wne="http://schemas.microsoft.com/office/word/2006/wordml" xmlns:wps="http://schemas.microsoft.com/office/word/2010/wordprocessingShape" mc:Ignorable="w14 w15 w16se w16cid w16 w16cex w16sdtdh w16sdtfl w16du wp14">
   <w:endnote w:type="separator" w:id="-1">
     <w:p>
       <w:pPr>
@@ -364,7 +455,7 @@
 </file>
 
 <file path=word/footer1.xml><?xml version="1.0" encoding="utf-8"?>
-<w:ftr xmlns:wpc="http://schemas.microsoft.com/office/word/2010/wordprocessingCanvas" xmlns:cx="http://schemas.microsoft.com/office/drawing/2014/chartex" xmlns:cx1="http://schemas.microsoft.com/office/drawing/2015/9/8/chartex" xmlns:cx2="http://schemas.microsoft.com/office/drawing/2015/10/21/chartex" xmlns:cx3="http://schemas.microsoft.com/office/drawing/2016/5/9/chartex" xmlns:cx4="http://schemas.microsoft.com/office/drawing/2016/5/10/chartex" xmlns:cx5="http://schemas.microsoft.com/office/drawing/2016/5/11/chartex" xmlns:cx6="http://schemas.microsoft.com/office/drawing/2016/5/12/chartex" xmlns:cx7="http://schemas.microsoft.com/office/drawing/2016/5/13/chartex" xmlns:cx8="http://schemas.microsoft.com/office/drawing/2016/5/14/chartex" xmlns:mc="http://schemas.openxmlformats.org/markup-compatibility/2006" xmlns:aink="http://schemas.microsoft.com/office/drawing/2016/ink" xmlns:am3d="http://schemas.microsoft.com/office/drawing/2017/model3d" xmlns:o="urn:schemas-microsoft-com:office:office" xmlns:oel="http://schemas.microsoft.com/office/2019/extlst" xmlns:r="http://schemas.openxmlformats.org/officeDocument/2006/relationships" xmlns:m="http://schemas.openxmlformats.org/officeDocument/2006/math" xmlns:v="urn:schemas-microsoft-com:vml" xmlns:wp14="http://schemas.microsoft.com/office/word/2010/wordprocessingDrawing" xmlns:wp="http://schemas.openxmlformats.org/drawingml/2006/wordprocessingDrawing" xmlns:w10="urn:schemas-microsoft-com:office:word" xmlns:w="http://schemas.openxmlformats.org/wordprocessingml/2006/main" xmlns:w14="http://schemas.microsoft.com/office/word/2010/wordml" xmlns:w15="http://schemas.microsoft.com/office/word/2012/wordml" xmlns:w16cex="http://schemas.microsoft.com/office/word/2018/wordml/cex" xmlns:w16cid="http://schemas.microsoft.com/office/word/2016/wordml/cid" xmlns:w16="http://schemas.microsoft.com/office/word/2018/wordml" xmlns:w16du="http://schemas.microsoft.com/office/word/2023/wordml/word16du" xmlns:w16sdtdh="http://schemas.microsoft.com/office/word/2020/wordml/sdtdatahash" xmlns:w16se="http://schemas.microsoft.com/office/word/2015/wordml/symex" xmlns:wpg="http://schemas.microsoft.com/office/word/2010/wordprocessingGroup" xmlns:wpi="http://schemas.microsoft.com/office/word/2010/wordprocessingInk" xmlns:wne="http://schemas.microsoft.com/office/word/2006/wordml" xmlns:wps="http://schemas.microsoft.com/office/word/2010/wordprocessingShape" mc:Ignorable="w14 w15 w16se w16cid w16 w16cex w16sdtdh w16du wp14">
+<w:ftr xmlns:wpc="http://schemas.microsoft.com/office/word/2010/wordprocessingCanvas" xmlns:cx="http://schemas.microsoft.com/office/drawing/2014/chartex" xmlns:cx1="http://schemas.microsoft.com/office/drawing/2015/9/8/chartex" xmlns:cx2="http://schemas.microsoft.com/office/drawing/2015/10/21/chartex" xmlns:cx3="http://schemas.microsoft.com/office/drawing/2016/5/9/chartex" xmlns:cx4="http://schemas.microsoft.com/office/drawing/2016/5/10/chartex" xmlns:cx5="http://schemas.microsoft.com/office/drawing/2016/5/11/chartex" xmlns:cx6="http://schemas.microsoft.com/office/drawing/2016/5/12/chartex" xmlns:cx7="http://schemas.microsoft.com/office/drawing/2016/5/13/chartex" xmlns:cx8="http://schemas.microsoft.com/office/drawing/2016/5/14/chartex" xmlns:mc="http://schemas.openxmlformats.org/markup-compatibility/2006" xmlns:aink="http://schemas.microsoft.com/office/drawing/2016/ink" xmlns:am3d="http://schemas.microsoft.com/office/drawing/2017/model3d" xmlns:o="urn:schemas-microsoft-com:office:office" xmlns:oel="http://schemas.microsoft.com/office/2019/extlst" xmlns:r="http://schemas.openxmlformats.org/officeDocument/2006/relationships" xmlns:m="http://schemas.openxmlformats.org/officeDocument/2006/math" xmlns:v="urn:schemas-microsoft-com:vml" xmlns:wp14="http://schemas.microsoft.com/office/word/2010/wordprocessingDrawing" xmlns:wp="http://schemas.openxmlformats.org/drawingml/2006/wordprocessingDrawing" xmlns:w10="urn:schemas-microsoft-com:office:word" xmlns:w="http://schemas.openxmlformats.org/wordprocessingml/2006/main" xmlns:w14="http://schemas.microsoft.com/office/word/2010/wordml" xmlns:w15="http://schemas.microsoft.com/office/word/2012/wordml" xmlns:w16cex="http://schemas.microsoft.com/office/word/2018/wordml/cex" xmlns:w16cid="http://schemas.microsoft.com/office/word/2016/wordml/cid" xmlns:w16="http://schemas.microsoft.com/office/word/2018/wordml" xmlns:w16du="http://schemas.microsoft.com/office/word/2023/wordml/word16du" xmlns:w16sdtdh="http://schemas.microsoft.com/office/word/2020/wordml/sdtdatahash" xmlns:w16sdtfl="http://schemas.microsoft.com/office/word/2024/wordml/sdtformatlock" xmlns:w16se="http://schemas.microsoft.com/office/word/2015/wordml/symex" xmlns:wpg="http://schemas.microsoft.com/office/word/2010/wordprocessingGroup" xmlns:wpi="http://schemas.microsoft.com/office/word/2010/wordprocessingInk" xmlns:wne="http://schemas.microsoft.com/office/word/2006/wordml" xmlns:wps="http://schemas.microsoft.com/office/word/2010/wordprocessingShape" mc:Ignorable="w14 w15 w16se w16cid w16 w16cex w16sdtdh w16sdtfl w16du wp14">
   <w:sdt>
     <w:sdtPr>
       <w:id w:val="-1022159923"/>
@@ -376,7 +467,7 @@
     <w:sdtContent>
       <w:p>
         <w:pPr>
-          <w:pStyle w:val="af0"/>
+          <w:pStyle w:val="af1"/>
           <w:jc w:val="center"/>
         </w:pPr>
         <w:r>
@@ -402,14 +493,14 @@
   </w:sdt>
   <w:p>
     <w:pPr>
-      <w:pStyle w:val="af0"/>
+      <w:pStyle w:val="af1"/>
     </w:pPr>
   </w:p>
 </w:ftr>
 </file>
 
 <file path=word/footnotes.xml><?xml version="1.0" encoding="utf-8"?>
-<w:footnotes xmlns:wpc="http://schemas.microsoft.com/office/word/2010/wordprocessingCanvas" xmlns:cx="http://schemas.microsoft.com/office/drawing/2014/chartex" xmlns:cx1="http://schemas.microsoft.com/office/drawing/2015/9/8/chartex" xmlns:cx2="http://schemas.microsoft.com/office/drawing/2015/10/21/chartex" xmlns:cx3="http://schemas.microsoft.com/office/drawing/2016/5/9/chartex" xmlns:cx4="http://schemas.microsoft.com/office/drawing/2016/5/10/chartex" xmlns:cx5="http://schemas.microsoft.com/office/drawing/2016/5/11/chartex" xmlns:cx6="http://schemas.microsoft.com/office/drawing/2016/5/12/chartex" xmlns:cx7="http://schemas.microsoft.com/office/drawing/2016/5/13/chartex" xmlns:cx8="http://schemas.microsoft.com/office/drawing/2016/5/14/chartex" xmlns:mc="http://schemas.openxmlformats.org/markup-compatibility/2006" xmlns:aink="http://schemas.microsoft.com/office/drawing/2016/ink" xmlns:am3d="http://schemas.microsoft.com/office/drawing/2017/model3d" xmlns:o="urn:schemas-microsoft-com:office:office" xmlns:oel="http://schemas.microsoft.com/office/2019/extlst" xmlns:r="http://schemas.openxmlformats.org/officeDocument/2006/relationships" xmlns:m="http://schemas.openxmlformats.org/officeDocument/2006/math" xmlns:v="urn:schemas-microsoft-com:vml" xmlns:wp14="http://schemas.microsoft.com/office/word/2010/wordprocessingDrawing" xmlns:wp="http://schemas.openxmlformats.org/drawingml/2006/wordprocessingDrawing" xmlns:w10="urn:schemas-microsoft-com:office:word" xmlns:w="http://schemas.openxmlformats.org/wordprocessingml/2006/main" xmlns:w14="http://schemas.microsoft.com/office/word/2010/wordml" xmlns:w15="http://schemas.microsoft.com/office/word/2012/wordml" xmlns:w16cex="http://schemas.microsoft.com/office/word/2018/wordml/cex" xmlns:w16cid="http://schemas.microsoft.com/office/word/2016/wordml/cid" xmlns:w16="http://schemas.microsoft.com/office/word/2018/wordml" xmlns:w16du="http://schemas.microsoft.com/office/word/2023/wordml/word16du" xmlns:w16sdtdh="http://schemas.microsoft.com/office/word/2020/wordml/sdtdatahash" xmlns:w16se="http://schemas.microsoft.com/office/word/2015/wordml/symex" xmlns:wpg="http://schemas.microsoft.com/office/word/2010/wordprocessingGroup" xmlns:wpi="http://schemas.microsoft.com/office/word/2010/wordprocessingInk" xmlns:wne="http://schemas.microsoft.com/office/word/2006/wordml" xmlns:wps="http://schemas.microsoft.com/office/word/2010/wordprocessingShape" mc:Ignorable="w14 w15 w16se w16cid w16 w16cex w16sdtdh w16du wp14">
+<w:footnotes xmlns:wpc="http://schemas.microsoft.com/office/word/2010/wordprocessingCanvas" xmlns:cx="http://schemas.microsoft.com/office/drawing/2014/chartex" xmlns:cx1="http://schemas.microsoft.com/office/drawing/2015/9/8/chartex" xmlns:cx2="http://schemas.microsoft.com/office/drawing/2015/10/21/chartex" xmlns:cx3="http://schemas.microsoft.com/office/drawing/2016/5/9/chartex" xmlns:cx4="http://schemas.microsoft.com/office/drawing/2016/5/10/chartex" xmlns:cx5="http://schemas.microsoft.com/office/drawing/2016/5/11/chartex" xmlns:cx6="http://schemas.microsoft.com/office/drawing/2016/5/12/chartex" xmlns:cx7="http://schemas.microsoft.com/office/drawing/2016/5/13/chartex" xmlns:cx8="http://schemas.microsoft.com/office/drawing/2016/5/14/chartex" xmlns:mc="http://schemas.openxmlformats.org/markup-compatibility/2006" xmlns:aink="http://schemas.microsoft.com/office/drawing/2016/ink" xmlns:am3d="http://schemas.microsoft.com/office/drawing/2017/model3d" xmlns:o="urn:schemas-microsoft-com:office:office" xmlns:oel="http://schemas.microsoft.com/office/2019/extlst" xmlns:r="http://schemas.openxmlformats.org/officeDocument/2006/relationships" xmlns:m="http://schemas.openxmlformats.org/officeDocument/2006/math" xmlns:v="urn:schemas-microsoft-com:vml" xmlns:wp14="http://schemas.microsoft.com/office/word/2010/wordprocessingDrawing" xmlns:wp="http://schemas.openxmlformats.org/drawingml/2006/wordprocessingDrawing" xmlns:w10="urn:schemas-microsoft-com:office:word" xmlns:w="http://schemas.openxmlformats.org/wordprocessingml/2006/main" xmlns:w14="http://schemas.microsoft.com/office/word/2010/wordml" xmlns:w15="http://schemas.microsoft.com/office/word/2012/wordml" xmlns:w16cex="http://schemas.microsoft.com/office/word/2018/wordml/cex" xmlns:w16cid="http://schemas.microsoft.com/office/word/2016/wordml/cid" xmlns:w16="http://schemas.microsoft.com/office/word/2018/wordml" xmlns:w16du="http://schemas.microsoft.com/office/word/2023/wordml/word16du" xmlns:w16sdtdh="http://schemas.microsoft.com/office/word/2020/wordml/sdtdatahash" xmlns:w16sdtfl="http://schemas.microsoft.com/office/word/2024/wordml/sdtformatlock" xmlns:w16se="http://schemas.microsoft.com/office/word/2015/wordml/symex" xmlns:wpg="http://schemas.microsoft.com/office/word/2010/wordprocessingGroup" xmlns:wpi="http://schemas.microsoft.com/office/word/2010/wordprocessingInk" xmlns:wne="http://schemas.microsoft.com/office/word/2006/wordml" xmlns:wps="http://schemas.microsoft.com/office/word/2010/wordprocessingShape" mc:Ignorable="w14 w15 w16se w16cid w16 w16cex w16sdtdh w16sdtfl w16du wp14">
   <w:footnote w:type="separator" w:id="-1">
     <w:p>
       <w:r>
@@ -427,11 +518,11 @@
   <w:footnote w:id="1">
     <w:p>
       <w:pPr>
-        <w:pStyle w:val="a9"/>
+        <w:pStyle w:val="aa"/>
       </w:pPr>
       <w:r>
         <w:rPr>
-          <w:rStyle w:val="ac"/>
+          <w:rStyle w:val="ad"/>
         </w:rPr>
         <w:footnoteRef/>
       </w:r>
@@ -441,7 +532,7 @@
     </w:p>
     <w:p>
       <w:pPr>
-        <w:pStyle w:val="a9"/>
+        <w:pStyle w:val="aa"/>
       </w:pPr>
     </w:p>
   </w:footnote>
@@ -449,7 +540,7 @@
 </file>
 
 <file path=word/numbering.xml><?xml version="1.0" encoding="utf-8"?>
-<w:numbering xmlns:wpc="http://schemas.microsoft.com/office/word/2010/wordprocessingCanvas" xmlns:cx="http://schemas.microsoft.com/office/drawing/2014/chartex" xmlns:cx1="http://schemas.microsoft.com/office/drawing/2015/9/8/chartex" xmlns:cx2="http://schemas.microsoft.com/office/drawing/2015/10/21/chartex" xmlns:cx3="http://schemas.microsoft.com/office/drawing/2016/5/9/chartex" xmlns:cx4="http://schemas.microsoft.com/office/drawing/2016/5/10/chartex" xmlns:cx5="http://schemas.microsoft.com/office/drawing/2016/5/11/chartex" xmlns:cx6="http://schemas.microsoft.com/office/drawing/2016/5/12/chartex" xmlns:cx7="http://schemas.microsoft.com/office/drawing/2016/5/13/chartex" xmlns:cx8="http://schemas.microsoft.com/office/drawing/2016/5/14/chartex" xmlns:mc="http://schemas.openxmlformats.org/markup-compatibility/2006" xmlns:aink="http://schemas.microsoft.com/office/drawing/2016/ink" xmlns:am3d="http://schemas.microsoft.com/office/drawing/2017/model3d" xmlns:o="urn:schemas-microsoft-com:office:office" xmlns:oel="http://schemas.microsoft.com/office/2019/extlst" xmlns:r="http://schemas.openxmlformats.org/officeDocument/2006/relationships" xmlns:m="http://schemas.openxmlformats.org/officeDocument/2006/math" xmlns:v="urn:schemas-microsoft-com:vml" xmlns:wp14="http://schemas.microsoft.com/office/word/2010/wordprocessingDrawing" xmlns:wp="http://schemas.openxmlformats.org/drawingml/2006/wordprocessingDrawing" xmlns:w10="urn:schemas-microsoft-com:office:word" xmlns:w="http://schemas.openxmlformats.org/wordprocessingml/2006/main" xmlns:w14="http://schemas.microsoft.com/office/word/2010/wordml" xmlns:w15="http://schemas.microsoft.com/office/word/2012/wordml" xmlns:w16cex="http://schemas.microsoft.com/office/word/2018/wordml/cex" xmlns:w16cid="http://schemas.microsoft.com/office/word/2016/wordml/cid" xmlns:w16="http://schemas.microsoft.com/office/word/2018/wordml" xmlns:w16du="http://schemas.microsoft.com/office/word/2023/wordml/word16du" xmlns:w16sdtdh="http://schemas.microsoft.com/office/word/2020/wordml/sdtdatahash" xmlns:w16se="http://schemas.microsoft.com/office/word/2015/wordml/symex" xmlns:wpg="http://schemas.microsoft.com/office/word/2010/wordprocessingGroup" xmlns:wpi="http://schemas.microsoft.com/office/word/2010/wordprocessingInk" xmlns:wne="http://schemas.microsoft.com/office/word/2006/wordml" xmlns:wps="http://schemas.microsoft.com/office/word/2010/wordprocessingShape" mc:Ignorable="w14 w15 w16se w16cid w16 w16cex w16sdtdh w16du wp14">
+<w:numbering xmlns:wpc="http://schemas.microsoft.com/office/word/2010/wordprocessingCanvas" xmlns:cx="http://schemas.microsoft.com/office/drawing/2014/chartex" xmlns:cx1="http://schemas.microsoft.com/office/drawing/2015/9/8/chartex" xmlns:cx2="http://schemas.microsoft.com/office/drawing/2015/10/21/chartex" xmlns:cx3="http://schemas.microsoft.com/office/drawing/2016/5/9/chartex" xmlns:cx4="http://schemas.microsoft.com/office/drawing/2016/5/10/chartex" xmlns:cx5="http://schemas.microsoft.com/office/drawing/2016/5/11/chartex" xmlns:cx6="http://schemas.microsoft.com/office/drawing/2016/5/12/chartex" xmlns:cx7="http://schemas.microsoft.com/office/drawing/2016/5/13/chartex" xmlns:cx8="http://schemas.microsoft.com/office/drawing/2016/5/14/chartex" xmlns:mc="http://schemas.openxmlformats.org/markup-compatibility/2006" xmlns:aink="http://schemas.microsoft.com/office/drawing/2016/ink" xmlns:am3d="http://schemas.microsoft.com/office/drawing/2017/model3d" xmlns:o="urn:schemas-microsoft-com:office:office" xmlns:oel="http://schemas.microsoft.com/office/2019/extlst" xmlns:r="http://schemas.openxmlformats.org/officeDocument/2006/relationships" xmlns:m="http://schemas.openxmlformats.org/officeDocument/2006/math" xmlns:v="urn:schemas-microsoft-com:vml" xmlns:wp14="http://schemas.microsoft.com/office/word/2010/wordprocessingDrawing" xmlns:wp="http://schemas.openxmlformats.org/drawingml/2006/wordprocessingDrawing" xmlns:w10="urn:schemas-microsoft-com:office:word" xmlns:w="http://schemas.openxmlformats.org/wordprocessingml/2006/main" xmlns:w14="http://schemas.microsoft.com/office/word/2010/wordml" xmlns:w15="http://schemas.microsoft.com/office/word/2012/wordml" xmlns:w16cex="http://schemas.microsoft.com/office/word/2018/wordml/cex" xmlns:w16cid="http://schemas.microsoft.com/office/word/2016/wordml/cid" xmlns:w16="http://schemas.microsoft.com/office/word/2018/wordml" xmlns:w16du="http://schemas.microsoft.com/office/word/2023/wordml/word16du" xmlns:w16sdtdh="http://schemas.microsoft.com/office/word/2020/wordml/sdtdatahash" xmlns:w16sdtfl="http://schemas.microsoft.com/office/word/2024/wordml/sdtformatlock" xmlns:w16se="http://schemas.microsoft.com/office/word/2015/wordml/symex" xmlns:wpg="http://schemas.microsoft.com/office/word/2010/wordprocessingGroup" xmlns:wpi="http://schemas.microsoft.com/office/word/2010/wordprocessingInk" xmlns:wne="http://schemas.microsoft.com/office/word/2006/wordml" xmlns:wps="http://schemas.microsoft.com/office/word/2010/wordprocessingShape" mc:Ignorable="w14 w15 w16se w16cid w16 w16cex w16sdtdh w16sdtfl w16du wp14">
   <w:abstractNum w:abstractNumId="0" w15:restartNumberingAfterBreak="0">
     <w:nsid w:val="170CD2DE"/>
     <w:multiLevelType w:val="multilevel"/>
@@ -561,21 +652,108 @@
     <w:numStyleLink w:val="1"/>
   </w:abstractNum>
   <w:abstractNum w:abstractNumId="2" w15:restartNumberingAfterBreak="0">
+    <w:nsid w:val="57A93068"/>
+    <w:multiLevelType w:val="hybridMultilevel"/>
+    <w:tmpl w:val="E6DC4444"/>
+    <w:lvl w:ilvl="0" w:tplc="04090013">
+      <w:start w:val="1"/>
+      <w:numFmt w:val="chineseCountingThousand"/>
+      <w:lvlText w:val="%1、"/>
+      <w:lvlJc w:val="left"/>
+      <w:pPr>
+        <w:ind w:left="880" w:hanging="440"/>
+      </w:pPr>
+    </w:lvl>
+    <w:lvl w:ilvl="1" w:tplc="04090019" w:tentative="1">
+      <w:start w:val="1"/>
+      <w:numFmt w:val="lowerLetter"/>
+      <w:lvlText w:val="%2)"/>
+      <w:lvlJc w:val="left"/>
+      <w:pPr>
+        <w:ind w:left="1320" w:hanging="440"/>
+      </w:pPr>
+    </w:lvl>
+    <w:lvl w:ilvl="2" w:tplc="0409001B" w:tentative="1">
+      <w:start w:val="1"/>
+      <w:numFmt w:val="lowerRoman"/>
+      <w:lvlText w:val="%3."/>
+      <w:lvlJc w:val="right"/>
+      <w:pPr>
+        <w:ind w:left="1760" w:hanging="440"/>
+      </w:pPr>
+    </w:lvl>
+    <w:lvl w:ilvl="3" w:tplc="0409000F" w:tentative="1">
+      <w:start w:val="1"/>
+      <w:numFmt w:val="decimal"/>
+      <w:lvlText w:val="%4."/>
+      <w:lvlJc w:val="left"/>
+      <w:pPr>
+        <w:ind w:left="2200" w:hanging="440"/>
+      </w:pPr>
+    </w:lvl>
+    <w:lvl w:ilvl="4" w:tplc="04090019" w:tentative="1">
+      <w:start w:val="1"/>
+      <w:numFmt w:val="lowerLetter"/>
+      <w:lvlText w:val="%5)"/>
+      <w:lvlJc w:val="left"/>
+      <w:pPr>
+        <w:ind w:left="2640" w:hanging="440"/>
+      </w:pPr>
+    </w:lvl>
+    <w:lvl w:ilvl="5" w:tplc="0409001B" w:tentative="1">
+      <w:start w:val="1"/>
+      <w:numFmt w:val="lowerRoman"/>
+      <w:lvlText w:val="%6."/>
+      <w:lvlJc w:val="right"/>
+      <w:pPr>
+        <w:ind w:left="3080" w:hanging="440"/>
+      </w:pPr>
+    </w:lvl>
+    <w:lvl w:ilvl="6" w:tplc="0409000F" w:tentative="1">
+      <w:start w:val="1"/>
+      <w:numFmt w:val="decimal"/>
+      <w:lvlText w:val="%7."/>
+      <w:lvlJc w:val="left"/>
+      <w:pPr>
+        <w:ind w:left="3520" w:hanging="440"/>
+      </w:pPr>
+    </w:lvl>
+    <w:lvl w:ilvl="7" w:tplc="04090019" w:tentative="1">
+      <w:start w:val="1"/>
+      <w:numFmt w:val="lowerLetter"/>
+      <w:lvlText w:val="%8)"/>
+      <w:lvlJc w:val="left"/>
+      <w:pPr>
+        <w:ind w:left="3960" w:hanging="440"/>
+      </w:pPr>
+    </w:lvl>
+    <w:lvl w:ilvl="8" w:tplc="0409001B" w:tentative="1">
+      <w:start w:val="1"/>
+      <w:numFmt w:val="lowerRoman"/>
+      <w:lvlText w:val="%9."/>
+      <w:lvlJc w:val="right"/>
+      <w:pPr>
+        <w:ind w:left="4400" w:hanging="440"/>
+      </w:pPr>
+    </w:lvl>
+  </w:abstractNum>
+  <w:abstractNum w:abstractNumId="3" w15:restartNumberingAfterBreak="0">
     <w:nsid w:val="60211EC7"/>
     <w:multiLevelType w:val="multilevel"/>
-    <w:tmpl w:val="FC502ADE"/>
+    <w:tmpl w:val="1FA2DBD0"/>
     <w:lvl w:ilvl="0">
       <w:start w:val="1"/>
-      <w:numFmt w:val="decimal"/>
+      <w:numFmt w:val="chineseCountingThousand"/>
       <w:pStyle w:val="10"/>
-      <w:lvlText w:val="%1"/>
-      <w:lvlJc w:val="left"/>
-      <w:pPr>
-        <w:ind w:left="851" w:hanging="851"/>
-      </w:pPr>
-      <w:rPr>
-        <w:rFonts w:ascii="Times New Roman" w:hAnsi="Times New Roman" w:hint="default"/>
-        <w:sz w:val="36"/>
+      <w:lvlText w:val="%1、"/>
+      <w:lvlJc w:val="left"/>
+      <w:pPr>
+        <w:ind w:left="440" w:hanging="440"/>
+      </w:pPr>
+      <w:rPr>
+        <w:rFonts w:hint="default"/>
+        <w:sz w:val="24"/>
+        <w:szCs w:val="24"/>
       </w:rPr>
     </w:lvl>
     <w:lvl w:ilvl="1">
@@ -607,7 +785,6 @@
     <w:lvl w:ilvl="3">
       <w:start w:val="1"/>
       <w:numFmt w:val="decimal"/>
-      <w:pStyle w:val="4"/>
       <w:lvlText w:val="%1.%2.%3.%4"/>
       <w:lvlJc w:val="left"/>
       <w:pPr>
@@ -678,7 +855,7 @@
       </w:rPr>
     </w:lvl>
   </w:abstractNum>
-  <w:abstractNum w:abstractNumId="3" w15:restartNumberingAfterBreak="0">
+  <w:abstractNum w:abstractNumId="4" w15:restartNumberingAfterBreak="0">
     <w:nsid w:val="771250D2"/>
     <w:multiLevelType w:val="multilevel"/>
     <w:tmpl w:val="CAAE11C8"/>
@@ -792,7 +969,7 @@
       </w:rPr>
     </w:lvl>
   </w:abstractNum>
-  <w:abstractNum w:abstractNumId="4" w15:restartNumberingAfterBreak="0">
+  <w:abstractNum w:abstractNumId="5" w15:restartNumberingAfterBreak="0">
     <w:nsid w:val="790C1583"/>
     <w:multiLevelType w:val="multilevel"/>
     <w:tmpl w:val="CAAE11C8"/>
@@ -911,22 +1088,25 @@
     <w:abstractNumId w:val="0"/>
   </w:num>
   <w:num w:numId="2" w16cid:durableId="1383485400">
-    <w:abstractNumId w:val="2"/>
+    <w:abstractNumId w:val="3"/>
   </w:num>
   <w:num w:numId="3" w16cid:durableId="171728045">
-    <w:abstractNumId w:val="4"/>
+    <w:abstractNumId w:val="5"/>
   </w:num>
   <w:num w:numId="4" w16cid:durableId="482770330">
     <w:abstractNumId w:val="1"/>
   </w:num>
   <w:num w:numId="5" w16cid:durableId="808013806">
-    <w:abstractNumId w:val="3"/>
+    <w:abstractNumId w:val="4"/>
+  </w:num>
+  <w:num w:numId="6" w16cid:durableId="172383830">
+    <w:abstractNumId w:val="2"/>
   </w:num>
 </w:numbering>
 </file>
 
 <file path=word/styles.xml><?xml version="1.0" encoding="utf-8"?>
-<w:styles xmlns:mc="http://schemas.openxmlformats.org/markup-compatibility/2006" xmlns:r="http://schemas.openxmlformats.org/officeDocument/2006/relationships" xmlns:w="http://schemas.openxmlformats.org/wordprocessingml/2006/main" xmlns:w14="http://schemas.microsoft.com/office/word/2010/wordml" xmlns:w15="http://schemas.microsoft.com/office/word/2012/wordml" xmlns:w16cex="http://schemas.microsoft.com/office/word/2018/wordml/cex" xmlns:w16cid="http://schemas.microsoft.com/office/word/2016/wordml/cid" xmlns:w16="http://schemas.microsoft.com/office/word/2018/wordml" xmlns:w16du="http://schemas.microsoft.com/office/word/2023/wordml/word16du" xmlns:w16sdtdh="http://schemas.microsoft.com/office/word/2020/wordml/sdtdatahash" xmlns:w16se="http://schemas.microsoft.com/office/word/2015/wordml/symex" mc:Ignorable="w14 w15 w16se w16cid w16 w16cex w16sdtdh w16du">
+<w:styles xmlns:mc="http://schemas.openxmlformats.org/markup-compatibility/2006" xmlns:r="http://schemas.openxmlformats.org/officeDocument/2006/relationships" xmlns:w="http://schemas.openxmlformats.org/wordprocessingml/2006/main" xmlns:w14="http://schemas.microsoft.com/office/word/2010/wordml" xmlns:w15="http://schemas.microsoft.com/office/word/2012/wordml" xmlns:w16cex="http://schemas.microsoft.com/office/word/2018/wordml/cex" xmlns:w16cid="http://schemas.microsoft.com/office/word/2016/wordml/cid" xmlns:w16="http://schemas.microsoft.com/office/word/2018/wordml" xmlns:w16du="http://schemas.microsoft.com/office/word/2023/wordml/word16du" xmlns:w16sdtdh="http://schemas.microsoft.com/office/word/2020/wordml/sdtdatahash" xmlns:w16sdtfl="http://schemas.microsoft.com/office/word/2024/wordml/sdtformatlock" xmlns:w16se="http://schemas.microsoft.com/office/word/2015/wordml/symex" mc:Ignorable="w14 w15 w16se w16cid w16 w16cex w16sdtdh w16sdtfl w16du">
   <w:docDefaults>
     <w:rPrDefault>
       <w:rPr>
@@ -1298,25 +1478,23 @@
     <w:next w:val="a0"/>
     <w:uiPriority w:val="9"/>
     <w:qFormat/>
-    <w:rsid w:val="004D1767"/>
+    <w:rsid w:val="008B6CD2"/>
     <w:pPr>
       <w:keepNext/>
       <w:keepLines/>
-      <w:pageBreakBefore/>
       <w:numPr>
         <w:numId w:val="2"/>
       </w:numPr>
       <w:spacing w:beforeLines="50" w:before="50" w:line="578" w:lineRule="auto"/>
-      <w:ind w:rightChars="-26" w:right="-26"/>
-      <w:jc w:val="center"/>
+      <w:ind w:left="442" w:rightChars="-26" w:right="-26" w:hanging="442"/>
+      <w:jc w:val="left"/>
       <w:outlineLvl w:val="0"/>
     </w:pPr>
     <w:rPr>
-      <w:rFonts w:ascii="黑体" w:eastAsia="黑体" w:hAnsi="黑体" w:cs="黑体"/>
+      <w:rFonts w:asciiTheme="majorEastAsia" w:eastAsiaTheme="majorEastAsia" w:hAnsiTheme="majorEastAsia" w:cs="黑体"/>
       <w:b/>
       <w:bCs/>
       <w:color w:val="000000" w:themeColor="text1"/>
-      <w:sz w:val="36"/>
       <w:szCs w:val="36"/>
     </w:rPr>
   </w:style>
@@ -1382,14 +1560,10 @@
     <w:uiPriority w:val="9"/>
     <w:unhideWhenUsed/>
     <w:qFormat/>
-    <w:rsid w:val="00760AAE"/>
+    <w:rsid w:val="000228B5"/>
     <w:pPr>
       <w:keepNext/>
       <w:keepLines/>
-      <w:numPr>
-        <w:ilvl w:val="3"/>
-        <w:numId w:val="2"/>
-      </w:numPr>
       <w:spacing w:before="280" w:after="290" w:line="377" w:lineRule="auto"/>
       <w:jc w:val="left"/>
       <w:outlineLvl w:val="3"/>
@@ -1555,6 +1729,7 @@
     <w:name w:val="Title"/>
     <w:basedOn w:val="a"/>
     <w:next w:val="a0"/>
+    <w:link w:val="a5"/>
     <w:qFormat/>
     <w:rsid w:val="00753411"/>
     <w:pPr>
@@ -1571,7 +1746,7 @@
       <w:szCs w:val="72"/>
     </w:rPr>
   </w:style>
-  <w:style w:type="paragraph" w:styleId="a5">
+  <w:style w:type="paragraph" w:styleId="a6">
     <w:name w:val="Subtitle"/>
     <w:basedOn w:val="a4"/>
     <w:next w:val="a0"/>
@@ -1593,7 +1768,7 @@
       <w:jc w:val="center"/>
     </w:pPr>
   </w:style>
-  <w:style w:type="paragraph" w:styleId="a6">
+  <w:style w:type="paragraph" w:styleId="a7">
     <w:name w:val="Date"/>
     <w:next w:val="a0"/>
     <w:qFormat/>
@@ -1624,12 +1799,12 @@
       <w:szCs w:val="20"/>
     </w:rPr>
   </w:style>
-  <w:style w:type="paragraph" w:styleId="a7">
+  <w:style w:type="paragraph" w:styleId="a8">
     <w:name w:val="Bibliography"/>
     <w:basedOn w:val="a"/>
     <w:qFormat/>
   </w:style>
-  <w:style w:type="paragraph" w:styleId="a8">
+  <w:style w:type="paragraph" w:styleId="a9">
     <w:name w:val="Block Text"/>
     <w:basedOn w:val="a0"/>
     <w:next w:val="a0"/>
@@ -1641,7 +1816,7 @@
       <w:ind w:left="480" w:right="480"/>
     </w:pPr>
   </w:style>
-  <w:style w:type="paragraph" w:styleId="a9">
+  <w:style w:type="paragraph" w:styleId="aa">
     <w:name w:val="footnote text"/>
     <w:basedOn w:val="a"/>
     <w:uiPriority w:val="9"/>
@@ -1713,10 +1888,10 @@
     <w:name w:val="Definition"/>
     <w:basedOn w:val="a"/>
   </w:style>
-  <w:style w:type="paragraph" w:styleId="aa">
+  <w:style w:type="paragraph" w:styleId="ab">
     <w:name w:val="caption"/>
     <w:basedOn w:val="a"/>
-    <w:link w:val="ab"/>
+    <w:link w:val="ac"/>
     <w:pPr>
       <w:spacing w:after="120"/>
     </w:pPr>
@@ -1726,7 +1901,7 @@
   </w:style>
   <w:style w:type="paragraph" w:customStyle="1" w:styleId="TableCaption">
     <w:name w:val="Table Caption"/>
-    <w:basedOn w:val="aa"/>
+    <w:basedOn w:val="ab"/>
     <w:qFormat/>
     <w:rsid w:val="003817FC"/>
     <w:pPr>
@@ -1742,7 +1917,7 @@
   </w:style>
   <w:style w:type="paragraph" w:customStyle="1" w:styleId="ImageCaption">
     <w:name w:val="Image Caption"/>
-    <w:basedOn w:val="aa"/>
+    <w:basedOn w:val="ab"/>
     <w:next w:val="a"/>
     <w:qFormat/>
     <w:rsid w:val="0023014A"/>
@@ -1773,14 +1948,14 @@
       <w:keepNext/>
     </w:pPr>
   </w:style>
-  <w:style w:type="character" w:customStyle="1" w:styleId="ab">
+  <w:style w:type="character" w:customStyle="1" w:styleId="ac">
     <w:name w:val="题注 字符"/>
     <w:basedOn w:val="a1"/>
-    <w:link w:val="aa"/>
+    <w:link w:val="ab"/>
   </w:style>
   <w:style w:type="character" w:customStyle="1" w:styleId="VerbatimChar">
     <w:name w:val="Verbatim Char"/>
-    <w:basedOn w:val="ab"/>
+    <w:basedOn w:val="ac"/>
     <w:rPr>
       <w:rFonts w:ascii="Consolas" w:hAnsi="Consolas"/>
       <w:sz w:val="22"/>
@@ -1788,18 +1963,18 @@
   </w:style>
   <w:style w:type="character" w:customStyle="1" w:styleId="SectionNumber">
     <w:name w:val="Section Number"/>
-    <w:basedOn w:val="ab"/>
-  </w:style>
-  <w:style w:type="character" w:styleId="ac">
+    <w:basedOn w:val="ac"/>
+  </w:style>
+  <w:style w:type="character" w:styleId="ad">
     <w:name w:val="footnote reference"/>
-    <w:basedOn w:val="ab"/>
+    <w:basedOn w:val="ac"/>
     <w:rPr>
       <w:vertAlign w:val="superscript"/>
     </w:rPr>
   </w:style>
-  <w:style w:type="character" w:styleId="ad">
+  <w:style w:type="character" w:styleId="ae">
     <w:name w:val="Hyperlink"/>
-    <w:basedOn w:val="ab"/>
+    <w:basedOn w:val="ac"/>
     <w:rPr>
       <w:color w:val="4F81BD" w:themeColor="accent1"/>
     </w:rPr>
@@ -1828,10 +2003,10 @@
       </w:numPr>
     </w:pPr>
   </w:style>
-  <w:style w:type="paragraph" w:styleId="ae">
+  <w:style w:type="paragraph" w:styleId="af">
     <w:name w:val="header"/>
     <w:basedOn w:val="a"/>
-    <w:link w:val="af"/>
+    <w:link w:val="af0"/>
     <w:uiPriority w:val="99"/>
     <w:unhideWhenUsed/>
     <w:rsid w:val="00EA5241"/>
@@ -1852,10 +2027,10 @@
       <w:szCs w:val="18"/>
     </w:rPr>
   </w:style>
-  <w:style w:type="character" w:customStyle="1" w:styleId="af">
+  <w:style w:type="character" w:customStyle="1" w:styleId="af0">
     <w:name w:val="页眉 字符"/>
     <w:basedOn w:val="a1"/>
-    <w:link w:val="ae"/>
+    <w:link w:val="af"/>
     <w:uiPriority w:val="99"/>
     <w:rsid w:val="00EA5241"/>
     <w:rPr>
@@ -1864,10 +2039,10 @@
       <w:szCs w:val="18"/>
     </w:rPr>
   </w:style>
-  <w:style w:type="paragraph" w:styleId="af0">
+  <w:style w:type="paragraph" w:styleId="af1">
     <w:name w:val="footer"/>
     <w:basedOn w:val="a"/>
-    <w:link w:val="af1"/>
+    <w:link w:val="af2"/>
     <w:unhideWhenUsed/>
     <w:rsid w:val="00EA5241"/>
     <w:pPr>
@@ -1884,10 +2059,10 @@
       <w:szCs w:val="18"/>
     </w:rPr>
   </w:style>
-  <w:style w:type="character" w:customStyle="1" w:styleId="af1">
+  <w:style w:type="character" w:customStyle="1" w:styleId="af2">
     <w:name w:val="页脚 字符"/>
     <w:basedOn w:val="a1"/>
-    <w:link w:val="af0"/>
+    <w:link w:val="af1"/>
     <w:rsid w:val="00EA5241"/>
     <w:rPr>
       <w:rFonts w:ascii="Times New Roman" w:hAnsi="Times New Roman"/>
@@ -1900,15 +2075,15 @@
     <w:basedOn w:val="a"/>
     <w:link w:val="StudentInfo0"/>
     <w:qFormat/>
-    <w:rsid w:val="002E1DAE"/>
-    <w:pPr>
-      <w:spacing w:beforeLines="50" w:before="50" w:afterLines="50" w:after="50" w:line="240" w:lineRule="auto"/>
-    </w:pPr>
-    <w:rPr>
-      <w:rFonts w:ascii="华文中宋" w:eastAsia="华文中宋" w:hAnsi="华文中宋"/>
+    <w:rsid w:val="008F5880"/>
+    <w:pPr>
+      <w:spacing w:beforeLines="50" w:before="120" w:afterLines="50" w:after="120" w:line="240" w:lineRule="auto"/>
+    </w:pPr>
+    <w:rPr>
+      <w:rFonts w:ascii="黑体" w:eastAsia="黑体" w:hAnsi="黑体"/>
       <w:noProof/>
-      <w:sz w:val="32"/>
-      <w:szCs w:val="32"/>
+      <w:sz w:val="28"/>
+      <w:szCs w:val="28"/>
     </w:rPr>
   </w:style>
   <w:style w:type="table" w:customStyle="1" w:styleId="StudentInfoTable">
@@ -1977,12 +2152,85 @@
     <w:name w:val="StudentInfo 字符"/>
     <w:basedOn w:val="a1"/>
     <w:link w:val="StudentInfo"/>
-    <w:rsid w:val="002E1DAE"/>
-    <w:rPr>
-      <w:rFonts w:ascii="华文中宋" w:eastAsia="华文中宋" w:hAnsi="华文中宋"/>
+    <w:rsid w:val="008F5880"/>
+    <w:rPr>
+      <w:rFonts w:ascii="黑体" w:eastAsia="黑体" w:hAnsi="黑体"/>
       <w:noProof/>
+      <w:sz w:val="28"/>
+      <w:szCs w:val="28"/>
+    </w:rPr>
+  </w:style>
+  <w:style w:type="paragraph" w:customStyle="1" w:styleId="School">
+    <w:name w:val="School"/>
+    <w:basedOn w:val="a"/>
+    <w:link w:val="School0"/>
+    <w:qFormat/>
+    <w:rsid w:val="00343CC4"/>
+    <w:pPr>
+      <w:jc w:val="center"/>
+    </w:pPr>
+    <w:rPr>
+      <w:rFonts w:ascii="黑体" w:eastAsia="黑体" w:hAnsi="黑体"/>
+      <w:spacing w:val="30"/>
+      <w:sz w:val="44"/>
+      <w:szCs w:val="44"/>
+    </w:rPr>
+  </w:style>
+  <w:style w:type="character" w:customStyle="1" w:styleId="a5">
+    <w:name w:val="标题 字符"/>
+    <w:basedOn w:val="a1"/>
+    <w:link w:val="a4"/>
+    <w:rsid w:val="00343CC4"/>
+    <w:rPr>
+      <w:rFonts w:ascii="华文中宋" w:eastAsia="华文中宋" w:hAnsi="华文中宋" w:cs="华文中宋"/>
+      <w:b/>
+      <w:bCs/>
+      <w:color w:val="000000" w:themeColor="text1"/>
+      <w:sz w:val="72"/>
+      <w:szCs w:val="72"/>
+    </w:rPr>
+  </w:style>
+  <w:style w:type="character" w:customStyle="1" w:styleId="School0">
+    <w:name w:val="School 字符"/>
+    <w:basedOn w:val="a5"/>
+    <w:link w:val="School"/>
+    <w:rsid w:val="00343CC4"/>
+    <w:rPr>
+      <w:rFonts w:ascii="黑体" w:eastAsia="黑体" w:hAnsi="黑体" w:cs="华文中宋"/>
+      <w:b w:val="0"/>
+      <w:bCs w:val="0"/>
+      <w:color w:val="000000" w:themeColor="text1"/>
+      <w:spacing w:val="30"/>
+      <w:sz w:val="44"/>
+      <w:szCs w:val="44"/>
+    </w:rPr>
+  </w:style>
+  <w:style w:type="paragraph" w:customStyle="1" w:styleId="Course">
+    <w:name w:val="Course"/>
+    <w:basedOn w:val="a"/>
+    <w:link w:val="Course0"/>
+    <w:qFormat/>
+    <w:rsid w:val="00343CC4"/>
+    <w:pPr>
+      <w:jc w:val="center"/>
+    </w:pPr>
+    <w:rPr>
+      <w:rFonts w:ascii="黑体" w:eastAsia="黑体" w:hAnsi="黑体"/>
       <w:sz w:val="32"/>
       <w:szCs w:val="32"/>
+      <w:lang w:eastAsia="zh-CN"/>
+    </w:rPr>
+  </w:style>
+  <w:style w:type="character" w:customStyle="1" w:styleId="Course0">
+    <w:name w:val="Course 字符"/>
+    <w:basedOn w:val="a1"/>
+    <w:link w:val="Course"/>
+    <w:rsid w:val="00343CC4"/>
+    <w:rPr>
+      <w:rFonts w:ascii="黑体" w:eastAsia="黑体" w:hAnsi="黑体"/>
+      <w:sz w:val="32"/>
+      <w:szCs w:val="32"/>
+      <w:lang w:eastAsia="zh-CN"/>
     </w:rPr>
   </w:style>
 </w:styles>
